--- a/Part 1/API Plan.docx
+++ b/Part 1/API Plan.docx
@@ -9,12 +9,12 @@
         <w:tblLook w:val="04A0" w:firstRow="1" w:lastRow="0" w:firstColumn="1" w:lastColumn="0" w:noHBand="0" w:noVBand="1"/>
       </w:tblPr>
       <w:tblGrid>
-        <w:gridCol w:w="1502"/>
-        <w:gridCol w:w="1502"/>
-        <w:gridCol w:w="1503"/>
-        <w:gridCol w:w="1503"/>
-        <w:gridCol w:w="1503"/>
-        <w:gridCol w:w="1503"/>
+        <w:gridCol w:w="1382"/>
+        <w:gridCol w:w="1839"/>
+        <w:gridCol w:w="1477"/>
+        <w:gridCol w:w="1403"/>
+        <w:gridCol w:w="1425"/>
+        <w:gridCol w:w="1490"/>
       </w:tblGrid>
       <w:tr>
         <w:trPr>
@@ -93,77 +93,172 @@
             <w:tcW w:w="1502" w:type="dxa"/>
           </w:tcPr>
           <w:p>
+            <w:r>
+              <w:t>POST</w:t>
+            </w:r>
+          </w:p>
+        </w:tc>
+        <w:tc>
+          <w:tcPr>
+            <w:tcW w:w="1502" w:type="dxa"/>
+          </w:tcPr>
+          <w:p>
+            <w:r>
+              <w:t>/</w:t>
+            </w:r>
+            <w:proofErr w:type="spellStart"/>
+            <w:r>
+              <w:t>api</w:t>
+            </w:r>
+            <w:proofErr w:type="spellEnd"/>
+            <w:r>
+              <w:t>/</w:t>
+            </w:r>
+            <w:proofErr w:type="spellStart"/>
+            <w:r>
+              <w:t>auth</w:t>
+            </w:r>
+            <w:proofErr w:type="spellEnd"/>
+            <w:r>
+              <w:t>/register</w:t>
+            </w:r>
+          </w:p>
+        </w:tc>
+        <w:tc>
+          <w:tcPr>
+            <w:tcW w:w="1503" w:type="dxa"/>
+          </w:tcPr>
+          <w:p>
+            <w:r>
+              <w:t>Register a new user</w:t>
+            </w:r>
+          </w:p>
+        </w:tc>
+        <w:tc>
+          <w:tcPr>
+            <w:tcW w:w="1503" w:type="dxa"/>
+          </w:tcPr>
+          <w:p>
+            <w:r>
+              <w:t>public</w:t>
+            </w:r>
+          </w:p>
+        </w:tc>
+        <w:tc>
+          <w:tcPr>
+            <w:tcW w:w="1503" w:type="dxa"/>
+          </w:tcPr>
+          <w:p>
+            <w:r>
+              <w:t>Name, surname, email, password, role</w:t>
+            </w:r>
+          </w:p>
+        </w:tc>
+        <w:tc>
+          <w:tcPr>
+            <w:tcW w:w="1503" w:type="dxa"/>
+          </w:tcPr>
+          <w:p>
+            <w:r>
+              <w:t xml:space="preserve">201 Created – </w:t>
+            </w:r>
+            <w:proofErr w:type="spellStart"/>
+            <w:r>
+              <w:t>Succesful</w:t>
+            </w:r>
+            <w:proofErr w:type="spellEnd"/>
+            <w:r>
+              <w:t xml:space="preserve"> registration</w:t>
+            </w:r>
+            <w:r>
+              <w:t xml:space="preserve"> 400 Error – Invalid details.</w:t>
+            </w:r>
+          </w:p>
+        </w:tc>
+      </w:tr>
+      <w:tr>
+        <w:tc>
+          <w:tcPr>
+            <w:tcW w:w="1502" w:type="dxa"/>
+          </w:tcPr>
+          <w:p>
+            <w:r>
+              <w:t>POST</w:t>
+            </w:r>
+          </w:p>
+        </w:tc>
+        <w:tc>
+          <w:tcPr>
+            <w:tcW w:w="1502" w:type="dxa"/>
+          </w:tcPr>
+          <w:p>
+            <w:r>
+              <w:t>/</w:t>
+            </w:r>
+            <w:proofErr w:type="spellStart"/>
+            <w:r>
+              <w:t>api</w:t>
+            </w:r>
+            <w:proofErr w:type="spellEnd"/>
+            <w:r>
+              <w:t>/</w:t>
+            </w:r>
+            <w:proofErr w:type="spellStart"/>
+            <w:r>
+              <w:t>auth</w:t>
+            </w:r>
+            <w:proofErr w:type="spellEnd"/>
+            <w:r>
+              <w:t>/login</w:t>
+            </w:r>
+          </w:p>
+        </w:tc>
+        <w:tc>
+          <w:tcPr>
+            <w:tcW w:w="1503" w:type="dxa"/>
+          </w:tcPr>
+          <w:p>
+            <w:r>
+              <w:t>Authenticate an existing user</w:t>
+            </w:r>
+          </w:p>
+        </w:tc>
+        <w:tc>
+          <w:tcPr>
+            <w:tcW w:w="1503" w:type="dxa"/>
+          </w:tcPr>
+          <w:p>
+            <w:r>
+              <w:t>public</w:t>
+            </w:r>
+          </w:p>
+        </w:tc>
+        <w:tc>
+          <w:tcPr>
+            <w:tcW w:w="1503" w:type="dxa"/>
+          </w:tcPr>
+          <w:p>
+            <w:r>
+              <w:t>Email, password</w:t>
+            </w:r>
+          </w:p>
+        </w:tc>
+        <w:tc>
+          <w:tcPr>
+            <w:tcW w:w="1503" w:type="dxa"/>
+          </w:tcPr>
+          <w:p>
+            <w:r>
+              <w:t xml:space="preserve">200 OK – Login successful </w:t>
+            </w:r>
+          </w:p>
+          <w:p>
+            <w:r>
+              <w:t>401 Unauthorized – Invalid email or password.</w:t>
+            </w:r>
             <w:bookmarkStart w:id="0" w:name="_GoBack"/>
             <w:bookmarkEnd w:id="0"/>
           </w:p>
-        </w:tc>
-        <w:tc>
-          <w:tcPr>
-            <w:tcW w:w="1502" w:type="dxa"/>
-          </w:tcPr>
-          <w:p/>
-        </w:tc>
-        <w:tc>
-          <w:tcPr>
-            <w:tcW w:w="1503" w:type="dxa"/>
-          </w:tcPr>
-          <w:p/>
-        </w:tc>
-        <w:tc>
-          <w:tcPr>
-            <w:tcW w:w="1503" w:type="dxa"/>
-          </w:tcPr>
-          <w:p/>
-        </w:tc>
-        <w:tc>
-          <w:tcPr>
-            <w:tcW w:w="1503" w:type="dxa"/>
-          </w:tcPr>
-          <w:p/>
-        </w:tc>
-        <w:tc>
-          <w:tcPr>
-            <w:tcW w:w="1503" w:type="dxa"/>
-          </w:tcPr>
-          <w:p/>
-        </w:tc>
-      </w:tr>
-      <w:tr>
-        <w:tc>
-          <w:tcPr>
-            <w:tcW w:w="1502" w:type="dxa"/>
-          </w:tcPr>
-          <w:p/>
-        </w:tc>
-        <w:tc>
-          <w:tcPr>
-            <w:tcW w:w="1502" w:type="dxa"/>
-          </w:tcPr>
-          <w:p/>
-        </w:tc>
-        <w:tc>
-          <w:tcPr>
-            <w:tcW w:w="1503" w:type="dxa"/>
-          </w:tcPr>
-          <w:p/>
-        </w:tc>
-        <w:tc>
-          <w:tcPr>
-            <w:tcW w:w="1503" w:type="dxa"/>
-          </w:tcPr>
-          <w:p/>
-        </w:tc>
-        <w:tc>
-          <w:tcPr>
-            <w:tcW w:w="1503" w:type="dxa"/>
-          </w:tcPr>
-          <w:p/>
-        </w:tc>
-        <w:tc>
-          <w:tcPr>
-            <w:tcW w:w="1503" w:type="dxa"/>
-          </w:tcPr>
-          <w:p/>
         </w:tc>
       </w:tr>
       <w:tr>

--- a/Part 1/API Plan.docx
+++ b/Part 1/API Plan.docx
@@ -140,7 +140,7 @@
           </w:tcPr>
           <w:p>
             <w:r>
-              <w:t>public</w:t>
+              <w:t>None</w:t>
             </w:r>
           </w:p>
         </w:tc>
@@ -229,7 +229,7 @@
           </w:tcPr>
           <w:p>
             <w:r>
-              <w:t>public</w:t>
+              <w:t>None</w:t>
             </w:r>
           </w:p>
         </w:tc>
@@ -255,86 +255,174 @@
           <w:p>
             <w:r>
               <w:t>401 Unauthorized – Invalid email or password.</w:t>
+            </w:r>
+          </w:p>
+        </w:tc>
+      </w:tr>
+      <w:tr>
+        <w:tc>
+          <w:tcPr>
+            <w:tcW w:w="1502" w:type="dxa"/>
+          </w:tcPr>
+          <w:p>
+            <w:r>
+              <w:t>GET</w:t>
+            </w:r>
+          </w:p>
+        </w:tc>
+        <w:tc>
+          <w:tcPr>
+            <w:tcW w:w="1502" w:type="dxa"/>
+          </w:tcPr>
+          <w:p>
+            <w:r>
+              <w:t>/</w:t>
+            </w:r>
+            <w:proofErr w:type="spellStart"/>
+            <w:r>
+              <w:t>api</w:t>
+            </w:r>
+            <w:proofErr w:type="spellEnd"/>
+            <w:r>
+              <w:t>/users/profile</w:t>
+            </w:r>
+          </w:p>
+        </w:tc>
+        <w:tc>
+          <w:tcPr>
+            <w:tcW w:w="1503" w:type="dxa"/>
+          </w:tcPr>
+          <w:p>
+            <w:r>
+              <w:t xml:space="preserve">View  profile </w:t>
+            </w:r>
+          </w:p>
+        </w:tc>
+        <w:tc>
+          <w:tcPr>
+            <w:tcW w:w="1503" w:type="dxa"/>
+          </w:tcPr>
+          <w:p>
+            <w:r>
+              <w:t>None</w:t>
+            </w:r>
+          </w:p>
+        </w:tc>
+        <w:tc>
+          <w:tcPr>
+            <w:tcW w:w="1503" w:type="dxa"/>
+          </w:tcPr>
+          <w:p>
+            <w:r>
+              <w:t>None</w:t>
+            </w:r>
+          </w:p>
+        </w:tc>
+        <w:tc>
+          <w:tcPr>
+            <w:tcW w:w="1503" w:type="dxa"/>
+          </w:tcPr>
+          <w:p>
+            <w:r>
+              <w:t>200 OK – profile returned</w:t>
+            </w:r>
+          </w:p>
+          <w:p>
+            <w:r>
+              <w:t xml:space="preserve">500 Error – </w:t>
+            </w:r>
+          </w:p>
+          <w:p>
+            <w:r>
+              <w:t>Retry.</w:t>
+            </w:r>
+          </w:p>
+        </w:tc>
+      </w:tr>
+      <w:tr>
+        <w:tc>
+          <w:tcPr>
+            <w:tcW w:w="1502" w:type="dxa"/>
+          </w:tcPr>
+          <w:p>
+            <w:r>
+              <w:t>PUT</w:t>
+            </w:r>
+          </w:p>
+        </w:tc>
+        <w:tc>
+          <w:tcPr>
+            <w:tcW w:w="1502" w:type="dxa"/>
+          </w:tcPr>
+          <w:p>
+            <w:r>
+              <w:t>/</w:t>
+            </w:r>
+            <w:proofErr w:type="spellStart"/>
+            <w:r>
+              <w:t>api</w:t>
+            </w:r>
+            <w:proofErr w:type="spellEnd"/>
+            <w:r>
+              <w:t>/users/profile</w:t>
+            </w:r>
+          </w:p>
+        </w:tc>
+        <w:tc>
+          <w:tcPr>
+            <w:tcW w:w="1503" w:type="dxa"/>
+          </w:tcPr>
+          <w:p>
+            <w:r>
+              <w:t>Update profile</w:t>
+            </w:r>
+          </w:p>
+        </w:tc>
+        <w:tc>
+          <w:tcPr>
+            <w:tcW w:w="1503" w:type="dxa"/>
+          </w:tcPr>
+          <w:p>
+            <w:r>
+              <w:t>Any</w:t>
+            </w:r>
+          </w:p>
+        </w:tc>
+        <w:tc>
+          <w:tcPr>
+            <w:tcW w:w="1503" w:type="dxa"/>
+          </w:tcPr>
+          <w:p>
+            <w:r>
+              <w:t>Updated profile details</w:t>
+            </w:r>
+          </w:p>
+        </w:tc>
+        <w:tc>
+          <w:tcPr>
+            <w:tcW w:w="1503" w:type="dxa"/>
+          </w:tcPr>
+          <w:p>
+            <w:r>
+              <w:t xml:space="preserve">200 OK </w:t>
+            </w:r>
+            <w:r>
+              <w:t>–</w:t>
+            </w:r>
+            <w:r>
+              <w:t xml:space="preserve"> Pro</w:t>
+            </w:r>
+            <w:r>
+              <w:t>file updated</w:t>
+            </w:r>
+          </w:p>
+          <w:p>
+            <w:r>
+              <w:t>400 Invalid request – Invalid information.</w:t>
             </w:r>
             <w:bookmarkStart w:id="0" w:name="_GoBack"/>
             <w:bookmarkEnd w:id="0"/>
           </w:p>
-        </w:tc>
-      </w:tr>
-      <w:tr>
-        <w:tc>
-          <w:tcPr>
-            <w:tcW w:w="1502" w:type="dxa"/>
-          </w:tcPr>
-          <w:p/>
-        </w:tc>
-        <w:tc>
-          <w:tcPr>
-            <w:tcW w:w="1502" w:type="dxa"/>
-          </w:tcPr>
-          <w:p/>
-        </w:tc>
-        <w:tc>
-          <w:tcPr>
-            <w:tcW w:w="1503" w:type="dxa"/>
-          </w:tcPr>
-          <w:p/>
-        </w:tc>
-        <w:tc>
-          <w:tcPr>
-            <w:tcW w:w="1503" w:type="dxa"/>
-          </w:tcPr>
-          <w:p/>
-        </w:tc>
-        <w:tc>
-          <w:tcPr>
-            <w:tcW w:w="1503" w:type="dxa"/>
-          </w:tcPr>
-          <w:p/>
-        </w:tc>
-        <w:tc>
-          <w:tcPr>
-            <w:tcW w:w="1503" w:type="dxa"/>
-          </w:tcPr>
-          <w:p/>
-        </w:tc>
-      </w:tr>
-      <w:tr>
-        <w:tc>
-          <w:tcPr>
-            <w:tcW w:w="1502" w:type="dxa"/>
-          </w:tcPr>
-          <w:p/>
-        </w:tc>
-        <w:tc>
-          <w:tcPr>
-            <w:tcW w:w="1502" w:type="dxa"/>
-          </w:tcPr>
-          <w:p/>
-        </w:tc>
-        <w:tc>
-          <w:tcPr>
-            <w:tcW w:w="1503" w:type="dxa"/>
-          </w:tcPr>
-          <w:p/>
-        </w:tc>
-        <w:tc>
-          <w:tcPr>
-            <w:tcW w:w="1503" w:type="dxa"/>
-          </w:tcPr>
-          <w:p/>
-        </w:tc>
-        <w:tc>
-          <w:tcPr>
-            <w:tcW w:w="1503" w:type="dxa"/>
-          </w:tcPr>
-          <w:p/>
-        </w:tc>
-        <w:tc>
-          <w:tcPr>
-            <w:tcW w:w="1503" w:type="dxa"/>
-          </w:tcPr>
-          <w:p/>
         </w:tc>
       </w:tr>
       <w:tr>

--- a/Part 1/API Plan.docx
+++ b/Part 1/API Plan.docx
@@ -9,12 +9,12 @@
         <w:tblLook w:val="04A0" w:firstRow="1" w:lastRow="0" w:firstColumn="1" w:lastColumn="0" w:noHBand="0" w:noVBand="1"/>
       </w:tblPr>
       <w:tblGrid>
-        <w:gridCol w:w="1382"/>
-        <w:gridCol w:w="1839"/>
-        <w:gridCol w:w="1477"/>
-        <w:gridCol w:w="1403"/>
-        <w:gridCol w:w="1425"/>
-        <w:gridCol w:w="1490"/>
+        <w:gridCol w:w="894"/>
+        <w:gridCol w:w="3111"/>
+        <w:gridCol w:w="1393"/>
+        <w:gridCol w:w="1036"/>
+        <w:gridCol w:w="1213"/>
+        <w:gridCol w:w="1369"/>
       </w:tblGrid>
       <w:tr>
         <w:trPr>
@@ -130,7 +130,13 @@
           </w:tcPr>
           <w:p>
             <w:r>
-              <w:t>Register a new user</w:t>
+              <w:t>Register</w:t>
+            </w:r>
+            <w:r>
+              <w:t>s</w:t>
+            </w:r>
+            <w:r>
+              <w:t xml:space="preserve"> a new user</w:t>
             </w:r>
           </w:p>
         </w:tc>
@@ -219,7 +225,13 @@
           </w:tcPr>
           <w:p>
             <w:r>
-              <w:t>Authenticate an existing user</w:t>
+              <w:t>Authenticate</w:t>
+            </w:r>
+            <w:r>
+              <w:t>s</w:t>
+            </w:r>
+            <w:r>
+              <w:t xml:space="preserve"> an existing user</w:t>
             </w:r>
           </w:p>
         </w:tc>
@@ -294,7 +306,13 @@
           </w:tcPr>
           <w:p>
             <w:r>
-              <w:t xml:space="preserve">View  profile </w:t>
+              <w:t>View</w:t>
+            </w:r>
+            <w:r>
+              <w:t>s</w:t>
+            </w:r>
+            <w:r>
+              <w:t xml:space="preserve">  profile </w:t>
             </w:r>
           </w:p>
         </w:tc>
@@ -329,7 +347,13 @@
           </w:p>
           <w:p>
             <w:r>
-              <w:t xml:space="preserve">500 Error – </w:t>
+              <w:t xml:space="preserve">500 </w:t>
+            </w:r>
+            <w:r>
+              <w:t xml:space="preserve">Internal Server </w:t>
+            </w:r>
+            <w:r>
+              <w:t xml:space="preserve">Error – </w:t>
             </w:r>
           </w:p>
           <w:p>
@@ -374,7 +398,13 @@
           </w:tcPr>
           <w:p>
             <w:r>
-              <w:t>Update profile</w:t>
+              <w:t>Update</w:t>
+            </w:r>
+            <w:r>
+              <w:t>s</w:t>
+            </w:r>
+            <w:r>
+              <w:t xml:space="preserve"> profile</w:t>
             </w:r>
           </w:p>
         </w:tc>
@@ -419,10 +449,824 @@
           <w:p>
             <w:r>
               <w:t>400 Invalid request – Invalid information.</w:t>
+            </w:r>
+          </w:p>
+        </w:tc>
+      </w:tr>
+      <w:tr>
+        <w:tc>
+          <w:tcPr>
+            <w:tcW w:w="1502" w:type="dxa"/>
+          </w:tcPr>
+          <w:p>
+            <w:r>
+              <w:t>POST</w:t>
+            </w:r>
+          </w:p>
+        </w:tc>
+        <w:tc>
+          <w:tcPr>
+            <w:tcW w:w="1502" w:type="dxa"/>
+          </w:tcPr>
+          <w:p>
+            <w:r>
+              <w:t>/</w:t>
+            </w:r>
+            <w:proofErr w:type="spellStart"/>
+            <w:r>
+              <w:t>api</w:t>
+            </w:r>
+            <w:proofErr w:type="spellEnd"/>
+            <w:r>
+              <w:t>/events</w:t>
+            </w:r>
+          </w:p>
+        </w:tc>
+        <w:tc>
+          <w:tcPr>
+            <w:tcW w:w="1503" w:type="dxa"/>
+          </w:tcPr>
+          <w:p>
+            <w:r>
+              <w:t>Creates new event</w:t>
+            </w:r>
+          </w:p>
+        </w:tc>
+        <w:tc>
+          <w:tcPr>
+            <w:tcW w:w="1503" w:type="dxa"/>
+          </w:tcPr>
+          <w:p>
+            <w:r>
+              <w:t>Organiser</w:t>
+            </w:r>
+          </w:p>
+        </w:tc>
+        <w:tc>
+          <w:tcPr>
+            <w:tcW w:w="1503" w:type="dxa"/>
+          </w:tcPr>
+          <w:p>
+            <w:r>
+              <w:t>Name, description, date, location, distance, event type</w:t>
+            </w:r>
+          </w:p>
+        </w:tc>
+        <w:tc>
+          <w:tcPr>
+            <w:tcW w:w="1503" w:type="dxa"/>
+          </w:tcPr>
+          <w:p>
+            <w:r>
+              <w:t>201 Created – Event created</w:t>
+            </w:r>
+          </w:p>
+          <w:p>
+            <w:r>
+              <w:t>400 Bad Request – Invalid event details</w:t>
+            </w:r>
+          </w:p>
+          <w:p>
+            <w:r>
+              <w:t>403 Forbidden – Insufficient role.</w:t>
+            </w:r>
+          </w:p>
+        </w:tc>
+      </w:tr>
+      <w:tr>
+        <w:tc>
+          <w:tcPr>
+            <w:tcW w:w="1502" w:type="dxa"/>
+          </w:tcPr>
+          <w:p>
+            <w:r>
+              <w:t>GET</w:t>
+            </w:r>
+          </w:p>
+        </w:tc>
+        <w:tc>
+          <w:tcPr>
+            <w:tcW w:w="1502" w:type="dxa"/>
+          </w:tcPr>
+          <w:p>
+            <w:r>
+              <w:t>/</w:t>
+            </w:r>
+            <w:proofErr w:type="spellStart"/>
+            <w:r>
+              <w:t>api</w:t>
+            </w:r>
+            <w:proofErr w:type="spellEnd"/>
+            <w:r>
+              <w:t>/events</w:t>
+            </w:r>
+          </w:p>
+        </w:tc>
+        <w:tc>
+          <w:tcPr>
+            <w:tcW w:w="1503" w:type="dxa"/>
+          </w:tcPr>
+          <w:p>
+            <w:r>
+              <w:t>You can view all events</w:t>
+            </w:r>
+          </w:p>
+        </w:tc>
+        <w:tc>
+          <w:tcPr>
+            <w:tcW w:w="1503" w:type="dxa"/>
+          </w:tcPr>
+          <w:p>
+            <w:r>
+              <w:t>Any</w:t>
+            </w:r>
+          </w:p>
+        </w:tc>
+        <w:tc>
+          <w:tcPr>
+            <w:tcW w:w="1503" w:type="dxa"/>
+          </w:tcPr>
+          <w:p>
+            <w:r>
+              <w:t>None</w:t>
+            </w:r>
+          </w:p>
+        </w:tc>
+        <w:tc>
+          <w:tcPr>
+            <w:tcW w:w="1503" w:type="dxa"/>
+          </w:tcPr>
+          <w:p>
+            <w:r>
+              <w:t>200 OK – Events returned</w:t>
+            </w:r>
+          </w:p>
+          <w:p>
+            <w:r>
+              <w:t>500 Internal Server Error – Not able to retrieve events.</w:t>
+            </w:r>
+          </w:p>
+        </w:tc>
+      </w:tr>
+      <w:tr>
+        <w:tc>
+          <w:tcPr>
+            <w:tcW w:w="1502" w:type="dxa"/>
+          </w:tcPr>
+          <w:p>
+            <w:r>
+              <w:lastRenderedPageBreak/>
+              <w:t>GET</w:t>
+            </w:r>
+          </w:p>
+        </w:tc>
+        <w:tc>
+          <w:tcPr>
+            <w:tcW w:w="1502" w:type="dxa"/>
+          </w:tcPr>
+          <w:p>
+            <w:r>
+              <w:t>/</w:t>
+            </w:r>
+            <w:proofErr w:type="spellStart"/>
+            <w:r>
+              <w:t>api</w:t>
+            </w:r>
+            <w:proofErr w:type="spellEnd"/>
+            <w:r>
+              <w:t>/events/{</w:t>
+            </w:r>
+            <w:proofErr w:type="spellStart"/>
+            <w:r>
+              <w:t>eventID</w:t>
+            </w:r>
+            <w:proofErr w:type="spellEnd"/>
+            <w:r>
+              <w:t>}</w:t>
+            </w:r>
+          </w:p>
+        </w:tc>
+        <w:tc>
+          <w:tcPr>
+            <w:tcW w:w="1503" w:type="dxa"/>
+          </w:tcPr>
+          <w:p>
+            <w:r>
+              <w:t>Views specific event</w:t>
+            </w:r>
+          </w:p>
+        </w:tc>
+        <w:tc>
+          <w:tcPr>
+            <w:tcW w:w="1503" w:type="dxa"/>
+          </w:tcPr>
+          <w:p>
+            <w:r>
+              <w:t>Any</w:t>
+            </w:r>
+          </w:p>
+        </w:tc>
+        <w:tc>
+          <w:tcPr>
+            <w:tcW w:w="1503" w:type="dxa"/>
+          </w:tcPr>
+          <w:p>
+            <w:r>
+              <w:t>None</w:t>
+            </w:r>
+          </w:p>
+        </w:tc>
+        <w:tc>
+          <w:tcPr>
+            <w:tcW w:w="1503" w:type="dxa"/>
+          </w:tcPr>
+          <w:p>
+            <w:r>
+              <w:t xml:space="preserve">200 OK – Event returned </w:t>
+            </w:r>
+          </w:p>
+          <w:p>
+            <w:r>
+              <w:t>404 Not Found – Event does not exist</w:t>
+            </w:r>
+          </w:p>
+        </w:tc>
+      </w:tr>
+      <w:tr>
+        <w:tc>
+          <w:tcPr>
+            <w:tcW w:w="1502" w:type="dxa"/>
+          </w:tcPr>
+          <w:p>
+            <w:r>
+              <w:t>PUT</w:t>
+            </w:r>
+          </w:p>
+        </w:tc>
+        <w:tc>
+          <w:tcPr>
+            <w:tcW w:w="1502" w:type="dxa"/>
+          </w:tcPr>
+          <w:p>
+            <w:r>
+              <w:t>/</w:t>
+            </w:r>
+            <w:proofErr w:type="spellStart"/>
+            <w:r>
+              <w:t>api</w:t>
+            </w:r>
+            <w:proofErr w:type="spellEnd"/>
+            <w:r>
+              <w:t>/events/{</w:t>
+            </w:r>
+            <w:proofErr w:type="spellStart"/>
+            <w:r>
+              <w:t>eventID</w:t>
+            </w:r>
+            <w:proofErr w:type="spellEnd"/>
+            <w:r>
+              <w:t>}</w:t>
+            </w:r>
+          </w:p>
+        </w:tc>
+        <w:tc>
+          <w:tcPr>
+            <w:tcW w:w="1503" w:type="dxa"/>
+          </w:tcPr>
+          <w:p>
+            <w:r>
+              <w:t>Updates existing events</w:t>
+            </w:r>
+          </w:p>
+        </w:tc>
+        <w:tc>
+          <w:tcPr>
+            <w:tcW w:w="1503" w:type="dxa"/>
+          </w:tcPr>
+          <w:p>
+            <w:r>
+              <w:t>Organiser</w:t>
+            </w:r>
+          </w:p>
+        </w:tc>
+        <w:tc>
+          <w:tcPr>
+            <w:tcW w:w="1503" w:type="dxa"/>
+          </w:tcPr>
+          <w:p>
+            <w:r>
+              <w:t>Updated event details</w:t>
+            </w:r>
+          </w:p>
+        </w:tc>
+        <w:tc>
+          <w:tcPr>
+            <w:tcW w:w="1503" w:type="dxa"/>
+          </w:tcPr>
+          <w:p>
+            <w:r>
+              <w:t>200 OK – Event updated</w:t>
+            </w:r>
+          </w:p>
+          <w:p>
+            <w:r>
+              <w:t>404 Not found; 403 Forbidden – Insufficient role</w:t>
+            </w:r>
+          </w:p>
+        </w:tc>
+      </w:tr>
+      <w:tr>
+        <w:tc>
+          <w:tcPr>
+            <w:tcW w:w="1502" w:type="dxa"/>
+          </w:tcPr>
+          <w:p>
+            <w:r>
+              <w:t>DELETE</w:t>
+            </w:r>
+          </w:p>
+        </w:tc>
+        <w:tc>
+          <w:tcPr>
+            <w:tcW w:w="1502" w:type="dxa"/>
+          </w:tcPr>
+          <w:p>
+            <w:r>
+              <w:t>/</w:t>
+            </w:r>
+            <w:proofErr w:type="spellStart"/>
+            <w:r>
+              <w:t>api</w:t>
+            </w:r>
+            <w:proofErr w:type="spellEnd"/>
+            <w:r>
+              <w:t>/events/{</w:t>
+            </w:r>
+            <w:proofErr w:type="spellStart"/>
+            <w:r>
+              <w:t>eventID</w:t>
+            </w:r>
+            <w:proofErr w:type="spellEnd"/>
+            <w:r>
+              <w:t>}</w:t>
+            </w:r>
+          </w:p>
+        </w:tc>
+        <w:tc>
+          <w:tcPr>
+            <w:tcW w:w="1503" w:type="dxa"/>
+          </w:tcPr>
+          <w:p>
+            <w:r>
+              <w:t>Deletes event</w:t>
+            </w:r>
+          </w:p>
+        </w:tc>
+        <w:tc>
+          <w:tcPr>
+            <w:tcW w:w="1503" w:type="dxa"/>
+          </w:tcPr>
+          <w:p>
+            <w:r>
+              <w:t>Organiser</w:t>
+            </w:r>
+          </w:p>
+        </w:tc>
+        <w:tc>
+          <w:tcPr>
+            <w:tcW w:w="1503" w:type="dxa"/>
+          </w:tcPr>
+          <w:p>
+            <w:r>
+              <w:t>None</w:t>
+            </w:r>
+          </w:p>
+        </w:tc>
+        <w:tc>
+          <w:tcPr>
+            <w:tcW w:w="1503" w:type="dxa"/>
+          </w:tcPr>
+          <w:p>
+            <w:r>
+              <w:t>204 No Content – Event deleted</w:t>
+            </w:r>
+          </w:p>
+          <w:p>
+            <w:r>
+              <w:t>404 Not found; 403 Forbidden – Insufficient role.</w:t>
+            </w:r>
+          </w:p>
+        </w:tc>
+      </w:tr>
+      <w:tr>
+        <w:tc>
+          <w:tcPr>
+            <w:tcW w:w="1502" w:type="dxa"/>
+          </w:tcPr>
+          <w:p>
+            <w:r>
+              <w:t>GET</w:t>
+            </w:r>
+          </w:p>
+        </w:tc>
+        <w:tc>
+          <w:tcPr>
+            <w:tcW w:w="1502" w:type="dxa"/>
+          </w:tcPr>
+          <w:p>
+            <w:r>
+              <w:t>/</w:t>
+            </w:r>
+            <w:proofErr w:type="spellStart"/>
+            <w:r>
+              <w:t>api</w:t>
+            </w:r>
+            <w:proofErr w:type="spellEnd"/>
+            <w:r>
+              <w:t>/events/{</w:t>
+            </w:r>
+            <w:proofErr w:type="spellStart"/>
+            <w:r>
+              <w:t>eventID</w:t>
+            </w:r>
+            <w:proofErr w:type="spellEnd"/>
+            <w:r>
+              <w:t>}/categories</w:t>
+            </w:r>
+          </w:p>
+        </w:tc>
+        <w:tc>
+          <w:tcPr>
+            <w:tcW w:w="1503" w:type="dxa"/>
+          </w:tcPr>
+          <w:p>
+            <w:r>
+              <w:t>View event categories</w:t>
+            </w:r>
+          </w:p>
+        </w:tc>
+        <w:tc>
+          <w:tcPr>
+            <w:tcW w:w="1503" w:type="dxa"/>
+          </w:tcPr>
+          <w:p>
+            <w:r>
+              <w:t>Any</w:t>
+            </w:r>
+          </w:p>
+        </w:tc>
+        <w:tc>
+          <w:tcPr>
+            <w:tcW w:w="1503" w:type="dxa"/>
+          </w:tcPr>
+          <w:p>
+            <w:r>
+              <w:t>None</w:t>
+            </w:r>
+          </w:p>
+        </w:tc>
+        <w:tc>
+          <w:tcPr>
+            <w:tcW w:w="1503" w:type="dxa"/>
+          </w:tcPr>
+          <w:p>
+            <w:r>
+              <w:t>200 OK – Category returned</w:t>
+            </w:r>
+          </w:p>
+          <w:p>
+            <w:r>
+              <w:t>404 Not found – Event not found.</w:t>
+            </w:r>
+          </w:p>
+        </w:tc>
+      </w:tr>
+      <w:tr>
+        <w:tc>
+          <w:tcPr>
+            <w:tcW w:w="1502" w:type="dxa"/>
+          </w:tcPr>
+          <w:p>
+            <w:r>
+              <w:t>POST</w:t>
+            </w:r>
+          </w:p>
+        </w:tc>
+        <w:tc>
+          <w:tcPr>
+            <w:tcW w:w="1502" w:type="dxa"/>
+          </w:tcPr>
+          <w:p>
+            <w:r>
+              <w:t>/</w:t>
+            </w:r>
+            <w:proofErr w:type="spellStart"/>
+            <w:r>
+              <w:t>api</w:t>
+            </w:r>
+            <w:proofErr w:type="spellEnd"/>
+            <w:r>
+              <w:t>/events/{</w:t>
+            </w:r>
+            <w:proofErr w:type="spellStart"/>
+            <w:r>
+              <w:t>eventID</w:t>
+            </w:r>
+            <w:proofErr w:type="spellEnd"/>
+            <w:r>
+              <w:t>}/categories</w:t>
+            </w:r>
+          </w:p>
+        </w:tc>
+        <w:tc>
+          <w:tcPr>
+            <w:tcW w:w="1503" w:type="dxa"/>
+          </w:tcPr>
+          <w:p>
+            <w:r>
+              <w:t>Creates categories for events</w:t>
+            </w:r>
+          </w:p>
+        </w:tc>
+        <w:tc>
+          <w:tcPr>
+            <w:tcW w:w="1503" w:type="dxa"/>
+          </w:tcPr>
+          <w:p>
+            <w:r>
+              <w:t>Organiser</w:t>
+            </w:r>
+          </w:p>
+        </w:tc>
+        <w:tc>
+          <w:tcPr>
+            <w:tcW w:w="1503" w:type="dxa"/>
+          </w:tcPr>
+          <w:p>
+            <w:r>
+              <w:t>Category name, type, value</w:t>
+            </w:r>
+          </w:p>
+        </w:tc>
+        <w:tc>
+          <w:tcPr>
+            <w:tcW w:w="1503" w:type="dxa"/>
+          </w:tcPr>
+          <w:p>
+            <w:r>
+              <w:t>201 Created – Category created</w:t>
+            </w:r>
+          </w:p>
+          <w:p>
+            <w:r>
+              <w:t>400 Bad request – Invalid category; 404 Not found – Event not found</w:t>
+            </w:r>
+          </w:p>
+        </w:tc>
+      </w:tr>
+      <w:tr>
+        <w:tc>
+          <w:tcPr>
+            <w:tcW w:w="1502" w:type="dxa"/>
+          </w:tcPr>
+          <w:p>
+            <w:r>
+              <w:t>PUT</w:t>
+            </w:r>
+          </w:p>
+        </w:tc>
+        <w:tc>
+          <w:tcPr>
+            <w:tcW w:w="1502" w:type="dxa"/>
+          </w:tcPr>
+          <w:p>
+            <w:r>
+              <w:t>/</w:t>
+            </w:r>
+            <w:proofErr w:type="spellStart"/>
+            <w:r>
+              <w:t>api</w:t>
+            </w:r>
+            <w:proofErr w:type="spellEnd"/>
+            <w:r>
+              <w:t>/categories/{</w:t>
+            </w:r>
+            <w:proofErr w:type="spellStart"/>
+            <w:r>
+              <w:t>categoryID</w:t>
+            </w:r>
+            <w:proofErr w:type="spellEnd"/>
+            <w:r>
+              <w:t>}</w:t>
+            </w:r>
+          </w:p>
+        </w:tc>
+        <w:tc>
+          <w:tcPr>
+            <w:tcW w:w="1503" w:type="dxa"/>
+          </w:tcPr>
+          <w:p>
+            <w:r>
+              <w:t>Upda</w:t>
+            </w:r>
+            <w:r>
+              <w:t>tes existing categories</w:t>
+            </w:r>
+          </w:p>
+        </w:tc>
+        <w:tc>
+          <w:tcPr>
+            <w:tcW w:w="1503" w:type="dxa"/>
+          </w:tcPr>
+          <w:p>
+            <w:r>
+              <w:t>Organiser</w:t>
+            </w:r>
+          </w:p>
+        </w:tc>
+        <w:tc>
+          <w:tcPr>
+            <w:tcW w:w="1503" w:type="dxa"/>
+          </w:tcPr>
+          <w:p>
+            <w:r>
+              <w:t>Updated category details</w:t>
+            </w:r>
+          </w:p>
+        </w:tc>
+        <w:tc>
+          <w:tcPr>
+            <w:tcW w:w="1503" w:type="dxa"/>
+          </w:tcPr>
+          <w:p>
+            <w:r>
+              <w:t xml:space="preserve">200 OK – Category updated </w:t>
+            </w:r>
+          </w:p>
+          <w:p>
+            <w:r>
+              <w:t>404 Not found – Category not found.</w:t>
+            </w:r>
+          </w:p>
+        </w:tc>
+      </w:tr>
+      <w:tr>
+        <w:tc>
+          <w:tcPr>
+            <w:tcW w:w="1502" w:type="dxa"/>
+          </w:tcPr>
+          <w:p>
+            <w:r>
+              <w:t>DELETE</w:t>
+            </w:r>
+          </w:p>
+        </w:tc>
+        <w:tc>
+          <w:tcPr>
+            <w:tcW w:w="1502" w:type="dxa"/>
+          </w:tcPr>
+          <w:p>
+            <w:r>
+              <w:t>/</w:t>
+            </w:r>
+            <w:proofErr w:type="spellStart"/>
+            <w:r>
+              <w:t>api</w:t>
+            </w:r>
+            <w:proofErr w:type="spellEnd"/>
+            <w:r>
+              <w:t>/categories/{</w:t>
+            </w:r>
+            <w:proofErr w:type="spellStart"/>
+            <w:r>
+              <w:t>categoryID</w:t>
+            </w:r>
+            <w:proofErr w:type="spellEnd"/>
+            <w:r>
+              <w:t>}</w:t>
+            </w:r>
+          </w:p>
+        </w:tc>
+        <w:tc>
+          <w:tcPr>
+            <w:tcW w:w="1503" w:type="dxa"/>
+          </w:tcPr>
+          <w:p>
+            <w:r>
+              <w:t>Deletes category</w:t>
+            </w:r>
+          </w:p>
+        </w:tc>
+        <w:tc>
+          <w:tcPr>
+            <w:tcW w:w="1503" w:type="dxa"/>
+          </w:tcPr>
+          <w:p>
+            <w:r>
+              <w:t>Organiser</w:t>
+            </w:r>
+          </w:p>
+        </w:tc>
+        <w:tc>
+          <w:tcPr>
+            <w:tcW w:w="1503" w:type="dxa"/>
+          </w:tcPr>
+          <w:p>
+            <w:r>
+              <w:t>None</w:t>
+            </w:r>
+          </w:p>
+        </w:tc>
+        <w:tc>
+          <w:tcPr>
+            <w:tcW w:w="1503" w:type="dxa"/>
+          </w:tcPr>
+          <w:p>
+            <w:r>
+              <w:t xml:space="preserve">204 No content – </w:t>
+            </w:r>
+            <w:r>
+              <w:lastRenderedPageBreak/>
+              <w:t>Category deleted</w:t>
+            </w:r>
+          </w:p>
+          <w:p>
+            <w:r>
+              <w:t>404 Not found – Category not found</w:t>
+            </w:r>
+          </w:p>
+        </w:tc>
+      </w:tr>
+      <w:tr>
+        <w:tc>
+          <w:tcPr>
+            <w:tcW w:w="1502" w:type="dxa"/>
+          </w:tcPr>
+          <w:p>
+            <w:r>
+              <w:lastRenderedPageBreak/>
+              <w:t>POST</w:t>
+            </w:r>
+          </w:p>
+        </w:tc>
+        <w:tc>
+          <w:tcPr>
+            <w:tcW w:w="1502" w:type="dxa"/>
+          </w:tcPr>
+          <w:p>
+            <w:r>
+              <w:t>/</w:t>
+            </w:r>
+            <w:proofErr w:type="spellStart"/>
+            <w:r>
+              <w:t>api</w:t>
+            </w:r>
+            <w:proofErr w:type="spellEnd"/>
+            <w:r>
+              <w:t>/events/{</w:t>
+            </w:r>
+            <w:proofErr w:type="spellStart"/>
+            <w:r>
+              <w:t>eventID</w:t>
+            </w:r>
+            <w:proofErr w:type="spellEnd"/>
+            <w:r>
+              <w:t>}/en</w:t>
             </w:r>
             <w:bookmarkStart w:id="0" w:name="_GoBack"/>
             <w:bookmarkEnd w:id="0"/>
-          </w:p>
+            <w:r>
+              <w:t>rolments</w:t>
+            </w:r>
+          </w:p>
+        </w:tc>
+        <w:tc>
+          <w:tcPr>
+            <w:tcW w:w="1503" w:type="dxa"/>
+          </w:tcPr>
+          <w:p>
+            <w:r>
+              <w:t>En</w:t>
+            </w:r>
+          </w:p>
+        </w:tc>
+        <w:tc>
+          <w:tcPr>
+            <w:tcW w:w="1503" w:type="dxa"/>
+          </w:tcPr>
+          <w:p/>
+        </w:tc>
+        <w:tc>
+          <w:tcPr>
+            <w:tcW w:w="1503" w:type="dxa"/>
+          </w:tcPr>
+          <w:p/>
+        </w:tc>
+        <w:tc>
+          <w:tcPr>
+            <w:tcW w:w="1503" w:type="dxa"/>
+          </w:tcPr>
+          <w:p/>
         </w:tc>
       </w:tr>
       <w:tr>
@@ -430,12 +1274,37 @@
           <w:tcPr>
             <w:tcW w:w="1502" w:type="dxa"/>
           </w:tcPr>
-          <w:p/>
-        </w:tc>
-        <w:tc>
-          <w:tcPr>
-            <w:tcW w:w="1502" w:type="dxa"/>
-          </w:tcPr>
+          <w:p>
+            <w:r>
+              <w:t>GET</w:t>
+            </w:r>
+          </w:p>
+        </w:tc>
+        <w:tc>
+          <w:tcPr>
+            <w:tcW w:w="1502" w:type="dxa"/>
+          </w:tcPr>
+          <w:p>
+            <w:r>
+              <w:t>/</w:t>
+            </w:r>
+            <w:proofErr w:type="spellStart"/>
+            <w:r>
+              <w:t>api</w:t>
+            </w:r>
+            <w:proofErr w:type="spellEnd"/>
+            <w:r>
+              <w:t>/events/{</w:t>
+            </w:r>
+            <w:proofErr w:type="spellStart"/>
+            <w:r>
+              <w:t>eventID</w:t>
+            </w:r>
+            <w:proofErr w:type="spellEnd"/>
+            <w:r>
+              <w:t>}/enrolments</w:t>
+            </w:r>
+          </w:p>
           <w:p/>
         </w:tc>
         <w:tc>
@@ -468,7 +1337,11 @@
           <w:tcPr>
             <w:tcW w:w="1502" w:type="dxa"/>
           </w:tcPr>
-          <w:p/>
+          <w:p>
+            <w:r>
+              <w:t>POST</w:t>
+            </w:r>
+          </w:p>
         </w:tc>
         <w:tc>
           <w:tcPr>
@@ -506,7 +1379,11 @@
           <w:tcPr>
             <w:tcW w:w="1502" w:type="dxa"/>
           </w:tcPr>
-          <w:p/>
+          <w:p>
+            <w:r>
+              <w:t>GET</w:t>
+            </w:r>
+          </w:p>
         </w:tc>
         <w:tc>
           <w:tcPr>
@@ -544,387 +1421,11 @@
           <w:tcPr>
             <w:tcW w:w="1502" w:type="dxa"/>
           </w:tcPr>
-          <w:p/>
-        </w:tc>
-        <w:tc>
-          <w:tcPr>
-            <w:tcW w:w="1502" w:type="dxa"/>
-          </w:tcPr>
-          <w:p/>
-        </w:tc>
-        <w:tc>
-          <w:tcPr>
-            <w:tcW w:w="1503" w:type="dxa"/>
-          </w:tcPr>
-          <w:p/>
-        </w:tc>
-        <w:tc>
-          <w:tcPr>
-            <w:tcW w:w="1503" w:type="dxa"/>
-          </w:tcPr>
-          <w:p/>
-        </w:tc>
-        <w:tc>
-          <w:tcPr>
-            <w:tcW w:w="1503" w:type="dxa"/>
-          </w:tcPr>
-          <w:p/>
-        </w:tc>
-        <w:tc>
-          <w:tcPr>
-            <w:tcW w:w="1503" w:type="dxa"/>
-          </w:tcPr>
-          <w:p/>
-        </w:tc>
-      </w:tr>
-      <w:tr>
-        <w:tc>
-          <w:tcPr>
-            <w:tcW w:w="1502" w:type="dxa"/>
-          </w:tcPr>
-          <w:p/>
-        </w:tc>
-        <w:tc>
-          <w:tcPr>
-            <w:tcW w:w="1502" w:type="dxa"/>
-          </w:tcPr>
-          <w:p/>
-        </w:tc>
-        <w:tc>
-          <w:tcPr>
-            <w:tcW w:w="1503" w:type="dxa"/>
-          </w:tcPr>
-          <w:p/>
-        </w:tc>
-        <w:tc>
-          <w:tcPr>
-            <w:tcW w:w="1503" w:type="dxa"/>
-          </w:tcPr>
-          <w:p/>
-        </w:tc>
-        <w:tc>
-          <w:tcPr>
-            <w:tcW w:w="1503" w:type="dxa"/>
-          </w:tcPr>
-          <w:p/>
-        </w:tc>
-        <w:tc>
-          <w:tcPr>
-            <w:tcW w:w="1503" w:type="dxa"/>
-          </w:tcPr>
-          <w:p/>
-        </w:tc>
-      </w:tr>
-      <w:tr>
-        <w:tc>
-          <w:tcPr>
-            <w:tcW w:w="1502" w:type="dxa"/>
-          </w:tcPr>
-          <w:p/>
-        </w:tc>
-        <w:tc>
-          <w:tcPr>
-            <w:tcW w:w="1502" w:type="dxa"/>
-          </w:tcPr>
-          <w:p/>
-        </w:tc>
-        <w:tc>
-          <w:tcPr>
-            <w:tcW w:w="1503" w:type="dxa"/>
-          </w:tcPr>
-          <w:p/>
-        </w:tc>
-        <w:tc>
-          <w:tcPr>
-            <w:tcW w:w="1503" w:type="dxa"/>
-          </w:tcPr>
-          <w:p/>
-        </w:tc>
-        <w:tc>
-          <w:tcPr>
-            <w:tcW w:w="1503" w:type="dxa"/>
-          </w:tcPr>
-          <w:p/>
-        </w:tc>
-        <w:tc>
-          <w:tcPr>
-            <w:tcW w:w="1503" w:type="dxa"/>
-          </w:tcPr>
-          <w:p/>
-        </w:tc>
-      </w:tr>
-      <w:tr>
-        <w:tc>
-          <w:tcPr>
-            <w:tcW w:w="1502" w:type="dxa"/>
-          </w:tcPr>
-          <w:p/>
-        </w:tc>
-        <w:tc>
-          <w:tcPr>
-            <w:tcW w:w="1502" w:type="dxa"/>
-          </w:tcPr>
-          <w:p/>
-        </w:tc>
-        <w:tc>
-          <w:tcPr>
-            <w:tcW w:w="1503" w:type="dxa"/>
-          </w:tcPr>
-          <w:p/>
-        </w:tc>
-        <w:tc>
-          <w:tcPr>
-            <w:tcW w:w="1503" w:type="dxa"/>
-          </w:tcPr>
-          <w:p/>
-        </w:tc>
-        <w:tc>
-          <w:tcPr>
-            <w:tcW w:w="1503" w:type="dxa"/>
-          </w:tcPr>
-          <w:p/>
-        </w:tc>
-        <w:tc>
-          <w:tcPr>
-            <w:tcW w:w="1503" w:type="dxa"/>
-          </w:tcPr>
-          <w:p/>
-        </w:tc>
-      </w:tr>
-      <w:tr>
-        <w:tc>
-          <w:tcPr>
-            <w:tcW w:w="1502" w:type="dxa"/>
-          </w:tcPr>
-          <w:p/>
-        </w:tc>
-        <w:tc>
-          <w:tcPr>
-            <w:tcW w:w="1502" w:type="dxa"/>
-          </w:tcPr>
-          <w:p/>
-        </w:tc>
-        <w:tc>
-          <w:tcPr>
-            <w:tcW w:w="1503" w:type="dxa"/>
-          </w:tcPr>
-          <w:p/>
-        </w:tc>
-        <w:tc>
-          <w:tcPr>
-            <w:tcW w:w="1503" w:type="dxa"/>
-          </w:tcPr>
-          <w:p/>
-        </w:tc>
-        <w:tc>
-          <w:tcPr>
-            <w:tcW w:w="1503" w:type="dxa"/>
-          </w:tcPr>
-          <w:p/>
-        </w:tc>
-        <w:tc>
-          <w:tcPr>
-            <w:tcW w:w="1503" w:type="dxa"/>
-          </w:tcPr>
-          <w:p/>
-        </w:tc>
-      </w:tr>
-      <w:tr>
-        <w:tc>
-          <w:tcPr>
-            <w:tcW w:w="1502" w:type="dxa"/>
-          </w:tcPr>
-          <w:p/>
-        </w:tc>
-        <w:tc>
-          <w:tcPr>
-            <w:tcW w:w="1502" w:type="dxa"/>
-          </w:tcPr>
-          <w:p/>
-        </w:tc>
-        <w:tc>
-          <w:tcPr>
-            <w:tcW w:w="1503" w:type="dxa"/>
-          </w:tcPr>
-          <w:p/>
-        </w:tc>
-        <w:tc>
-          <w:tcPr>
-            <w:tcW w:w="1503" w:type="dxa"/>
-          </w:tcPr>
-          <w:p/>
-        </w:tc>
-        <w:tc>
-          <w:tcPr>
-            <w:tcW w:w="1503" w:type="dxa"/>
-          </w:tcPr>
-          <w:p/>
-        </w:tc>
-        <w:tc>
-          <w:tcPr>
-            <w:tcW w:w="1503" w:type="dxa"/>
-          </w:tcPr>
-          <w:p/>
-        </w:tc>
-      </w:tr>
-      <w:tr>
-        <w:tc>
-          <w:tcPr>
-            <w:tcW w:w="1502" w:type="dxa"/>
-          </w:tcPr>
-          <w:p/>
-        </w:tc>
-        <w:tc>
-          <w:tcPr>
-            <w:tcW w:w="1502" w:type="dxa"/>
-          </w:tcPr>
-          <w:p/>
-        </w:tc>
-        <w:tc>
-          <w:tcPr>
-            <w:tcW w:w="1503" w:type="dxa"/>
-          </w:tcPr>
-          <w:p/>
-        </w:tc>
-        <w:tc>
-          <w:tcPr>
-            <w:tcW w:w="1503" w:type="dxa"/>
-          </w:tcPr>
-          <w:p/>
-        </w:tc>
-        <w:tc>
-          <w:tcPr>
-            <w:tcW w:w="1503" w:type="dxa"/>
-          </w:tcPr>
-          <w:p/>
-        </w:tc>
-        <w:tc>
-          <w:tcPr>
-            <w:tcW w:w="1503" w:type="dxa"/>
-          </w:tcPr>
-          <w:p/>
-        </w:tc>
-      </w:tr>
-      <w:tr>
-        <w:tc>
-          <w:tcPr>
-            <w:tcW w:w="1502" w:type="dxa"/>
-          </w:tcPr>
-          <w:p/>
-        </w:tc>
-        <w:tc>
-          <w:tcPr>
-            <w:tcW w:w="1502" w:type="dxa"/>
-          </w:tcPr>
-          <w:p/>
-        </w:tc>
-        <w:tc>
-          <w:tcPr>
-            <w:tcW w:w="1503" w:type="dxa"/>
-          </w:tcPr>
-          <w:p/>
-        </w:tc>
-        <w:tc>
-          <w:tcPr>
-            <w:tcW w:w="1503" w:type="dxa"/>
-          </w:tcPr>
-          <w:p/>
-        </w:tc>
-        <w:tc>
-          <w:tcPr>
-            <w:tcW w:w="1503" w:type="dxa"/>
-          </w:tcPr>
-          <w:p/>
-        </w:tc>
-        <w:tc>
-          <w:tcPr>
-            <w:tcW w:w="1503" w:type="dxa"/>
-          </w:tcPr>
-          <w:p/>
-        </w:tc>
-      </w:tr>
-      <w:tr>
-        <w:tc>
-          <w:tcPr>
-            <w:tcW w:w="1502" w:type="dxa"/>
-          </w:tcPr>
-          <w:p/>
-        </w:tc>
-        <w:tc>
-          <w:tcPr>
-            <w:tcW w:w="1502" w:type="dxa"/>
-          </w:tcPr>
-          <w:p/>
-        </w:tc>
-        <w:tc>
-          <w:tcPr>
-            <w:tcW w:w="1503" w:type="dxa"/>
-          </w:tcPr>
-          <w:p/>
-        </w:tc>
-        <w:tc>
-          <w:tcPr>
-            <w:tcW w:w="1503" w:type="dxa"/>
-          </w:tcPr>
-          <w:p/>
-        </w:tc>
-        <w:tc>
-          <w:tcPr>
-            <w:tcW w:w="1503" w:type="dxa"/>
-          </w:tcPr>
-          <w:p/>
-        </w:tc>
-        <w:tc>
-          <w:tcPr>
-            <w:tcW w:w="1503" w:type="dxa"/>
-          </w:tcPr>
-          <w:p/>
-        </w:tc>
-      </w:tr>
-      <w:tr>
-        <w:tc>
-          <w:tcPr>
-            <w:tcW w:w="1502" w:type="dxa"/>
-          </w:tcPr>
-          <w:p/>
-        </w:tc>
-        <w:tc>
-          <w:tcPr>
-            <w:tcW w:w="1502" w:type="dxa"/>
-          </w:tcPr>
-          <w:p/>
-        </w:tc>
-        <w:tc>
-          <w:tcPr>
-            <w:tcW w:w="1503" w:type="dxa"/>
-          </w:tcPr>
-          <w:p/>
-        </w:tc>
-        <w:tc>
-          <w:tcPr>
-            <w:tcW w:w="1503" w:type="dxa"/>
-          </w:tcPr>
-          <w:p/>
-        </w:tc>
-        <w:tc>
-          <w:tcPr>
-            <w:tcW w:w="1503" w:type="dxa"/>
-          </w:tcPr>
-          <w:p/>
-        </w:tc>
-        <w:tc>
-          <w:tcPr>
-            <w:tcW w:w="1503" w:type="dxa"/>
-          </w:tcPr>
-          <w:p/>
-        </w:tc>
-      </w:tr>
-      <w:tr>
-        <w:tc>
-          <w:tcPr>
-            <w:tcW w:w="1502" w:type="dxa"/>
-          </w:tcPr>
-          <w:p/>
+          <w:p>
+            <w:r>
+              <w:t>GET</w:t>
+            </w:r>
+          </w:p>
         </w:tc>
         <w:tc>
           <w:tcPr>

--- a/Part 1/API Plan.docx
+++ b/Part 1/API Plan.docx
@@ -9,12 +9,12 @@
         <w:tblLook w:val="04A0" w:firstRow="1" w:lastRow="0" w:firstColumn="1" w:lastColumn="0" w:noHBand="0" w:noVBand="1"/>
       </w:tblPr>
       <w:tblGrid>
-        <w:gridCol w:w="894"/>
-        <w:gridCol w:w="3111"/>
-        <w:gridCol w:w="1393"/>
-        <w:gridCol w:w="1036"/>
-        <w:gridCol w:w="1213"/>
-        <w:gridCol w:w="1369"/>
+        <w:gridCol w:w="873"/>
+        <w:gridCol w:w="3025"/>
+        <w:gridCol w:w="1358"/>
+        <w:gridCol w:w="1107"/>
+        <w:gridCol w:w="1184"/>
+        <w:gridCol w:w="1469"/>
       </w:tblGrid>
       <w:tr>
         <w:trPr>
@@ -615,78 +615,78 @@
           </w:tcPr>
           <w:p>
             <w:r>
+              <w:t>GET</w:t>
+            </w:r>
+          </w:p>
+        </w:tc>
+        <w:tc>
+          <w:tcPr>
+            <w:tcW w:w="1502" w:type="dxa"/>
+          </w:tcPr>
+          <w:p>
+            <w:r>
+              <w:t>/</w:t>
+            </w:r>
+            <w:proofErr w:type="spellStart"/>
+            <w:r>
+              <w:t>api</w:t>
+            </w:r>
+            <w:proofErr w:type="spellEnd"/>
+            <w:r>
+              <w:t>/events/{</w:t>
+            </w:r>
+            <w:proofErr w:type="spellStart"/>
+            <w:r>
+              <w:t>eventID</w:t>
+            </w:r>
+            <w:proofErr w:type="spellEnd"/>
+            <w:r>
+              <w:t>}</w:t>
+            </w:r>
+          </w:p>
+        </w:tc>
+        <w:tc>
+          <w:tcPr>
+            <w:tcW w:w="1503" w:type="dxa"/>
+          </w:tcPr>
+          <w:p>
+            <w:r>
+              <w:t>Views specific event</w:t>
+            </w:r>
+          </w:p>
+        </w:tc>
+        <w:tc>
+          <w:tcPr>
+            <w:tcW w:w="1503" w:type="dxa"/>
+          </w:tcPr>
+          <w:p>
+            <w:r>
+              <w:t>Any</w:t>
+            </w:r>
+          </w:p>
+        </w:tc>
+        <w:tc>
+          <w:tcPr>
+            <w:tcW w:w="1503" w:type="dxa"/>
+          </w:tcPr>
+          <w:p>
+            <w:r>
+              <w:t>None</w:t>
+            </w:r>
+          </w:p>
+        </w:tc>
+        <w:tc>
+          <w:tcPr>
+            <w:tcW w:w="1503" w:type="dxa"/>
+          </w:tcPr>
+          <w:p>
+            <w:r>
+              <w:t xml:space="preserve">200 OK – Event returned </w:t>
+            </w:r>
+          </w:p>
+          <w:p>
+            <w:r>
               <w:lastRenderedPageBreak/>
-              <w:t>GET</w:t>
-            </w:r>
-          </w:p>
-        </w:tc>
-        <w:tc>
-          <w:tcPr>
-            <w:tcW w:w="1502" w:type="dxa"/>
-          </w:tcPr>
-          <w:p>
-            <w:r>
-              <w:t>/</w:t>
-            </w:r>
-            <w:proofErr w:type="spellStart"/>
-            <w:r>
-              <w:t>api</w:t>
-            </w:r>
-            <w:proofErr w:type="spellEnd"/>
-            <w:r>
-              <w:t>/events/{</w:t>
-            </w:r>
-            <w:proofErr w:type="spellStart"/>
-            <w:r>
-              <w:t>eventID</w:t>
-            </w:r>
-            <w:proofErr w:type="spellEnd"/>
-            <w:r>
-              <w:t>}</w:t>
-            </w:r>
-          </w:p>
-        </w:tc>
-        <w:tc>
-          <w:tcPr>
-            <w:tcW w:w="1503" w:type="dxa"/>
-          </w:tcPr>
-          <w:p>
-            <w:r>
-              <w:t>Views specific event</w:t>
-            </w:r>
-          </w:p>
-        </w:tc>
-        <w:tc>
-          <w:tcPr>
-            <w:tcW w:w="1503" w:type="dxa"/>
-          </w:tcPr>
-          <w:p>
-            <w:r>
-              <w:t>Any</w:t>
-            </w:r>
-          </w:p>
-        </w:tc>
-        <w:tc>
-          <w:tcPr>
-            <w:tcW w:w="1503" w:type="dxa"/>
-          </w:tcPr>
-          <w:p>
-            <w:r>
-              <w:t>None</w:t>
-            </w:r>
-          </w:p>
-        </w:tc>
-        <w:tc>
-          <w:tcPr>
-            <w:tcW w:w="1503" w:type="dxa"/>
-          </w:tcPr>
-          <w:p>
-            <w:r>
-              <w:t xml:space="preserve">200 OK – Event returned </w:t>
-            </w:r>
-          </w:p>
-          <w:p>
-            <w:r>
               <w:t>404 Not Found – Event does not exist</w:t>
             </w:r>
           </w:p>
@@ -699,6 +699,7 @@
           </w:tcPr>
           <w:p>
             <w:r>
+              <w:lastRenderedPageBreak/>
               <w:t>PUT</w:t>
             </w:r>
           </w:p>
@@ -1183,11 +1184,7 @@
           </w:tcPr>
           <w:p>
             <w:r>
-              <w:t xml:space="preserve">204 No content – </w:t>
-            </w:r>
-            <w:r>
-              <w:lastRenderedPageBreak/>
-              <w:t>Category deleted</w:t>
+              <w:t>204 No content – Category deleted</w:t>
             </w:r>
           </w:p>
           <w:p>
@@ -1231,105 +1228,157 @@
             </w:r>
             <w:proofErr w:type="spellEnd"/>
             <w:r>
-              <w:t>}/en</w:t>
+              <w:t>}/enrolments</w:t>
+            </w:r>
+          </w:p>
+        </w:tc>
+        <w:tc>
+          <w:tcPr>
+            <w:tcW w:w="1503" w:type="dxa"/>
+          </w:tcPr>
+          <w:p>
+            <w:r>
+              <w:t>Enrols</w:t>
+            </w:r>
+            <w:r>
+              <w:t xml:space="preserve">  participant in event and category</w:t>
+            </w:r>
+          </w:p>
+        </w:tc>
+        <w:tc>
+          <w:tcPr>
+            <w:tcW w:w="1503" w:type="dxa"/>
+          </w:tcPr>
+          <w:p>
+            <w:r>
+              <w:t>Participant</w:t>
+            </w:r>
+          </w:p>
+        </w:tc>
+        <w:tc>
+          <w:tcPr>
+            <w:tcW w:w="1503" w:type="dxa"/>
+          </w:tcPr>
+          <w:p>
+            <w:proofErr w:type="spellStart"/>
+            <w:r>
+              <w:t>CategoryID</w:t>
+            </w:r>
+            <w:proofErr w:type="spellEnd"/>
+          </w:p>
+        </w:tc>
+        <w:tc>
+          <w:tcPr>
+            <w:tcW w:w="1503" w:type="dxa"/>
+          </w:tcPr>
+          <w:p>
+            <w:r>
+              <w:t>201 Created – Enrolment created</w:t>
+            </w:r>
+          </w:p>
+          <w:p>
+            <w:r>
+              <w:t>400 Bad request – Invalid category; 404 Not found – event/category not found.</w:t>
+            </w:r>
+          </w:p>
+        </w:tc>
+      </w:tr>
+      <w:tr>
+        <w:tc>
+          <w:tcPr>
+            <w:tcW w:w="1502" w:type="dxa"/>
+          </w:tcPr>
+          <w:p>
+            <w:r>
+              <w:t>GET</w:t>
+            </w:r>
+          </w:p>
+        </w:tc>
+        <w:tc>
+          <w:tcPr>
+            <w:tcW w:w="1502" w:type="dxa"/>
+          </w:tcPr>
+          <w:p>
+            <w:r>
+              <w:t>/</w:t>
+            </w:r>
+            <w:proofErr w:type="spellStart"/>
+            <w:r>
+              <w:t>api</w:t>
+            </w:r>
+            <w:proofErr w:type="spellEnd"/>
+            <w:r>
+              <w:t>/events/{</w:t>
+            </w:r>
+            <w:proofErr w:type="spellStart"/>
+            <w:r>
+              <w:t>eventID</w:t>
+            </w:r>
+            <w:proofErr w:type="spellEnd"/>
+            <w:r>
+              <w:t>}/enrolments</w:t>
+            </w:r>
+          </w:p>
+          <w:p/>
+        </w:tc>
+        <w:tc>
+          <w:tcPr>
+            <w:tcW w:w="1503" w:type="dxa"/>
+          </w:tcPr>
+          <w:p>
+            <w:r>
+              <w:t xml:space="preserve">Views all </w:t>
+            </w:r>
+            <w:r>
+              <w:t>enrolments</w:t>
+            </w:r>
+            <w:r>
+              <w:t xml:space="preserve"> for an event</w:t>
+            </w:r>
+          </w:p>
+        </w:tc>
+        <w:tc>
+          <w:tcPr>
+            <w:tcW w:w="1503" w:type="dxa"/>
+          </w:tcPr>
+          <w:p>
+            <w:r>
+              <w:t>Organiser</w:t>
+            </w:r>
+          </w:p>
+        </w:tc>
+        <w:tc>
+          <w:tcPr>
+            <w:tcW w:w="1503" w:type="dxa"/>
+          </w:tcPr>
+          <w:p>
+            <w:r>
+              <w:t>None</w:t>
+            </w:r>
+          </w:p>
+        </w:tc>
+        <w:tc>
+          <w:tcPr>
+            <w:tcW w:w="1503" w:type="dxa"/>
+          </w:tcPr>
+          <w:p>
+            <w:r>
+              <w:t xml:space="preserve">200 OK – </w:t>
+            </w:r>
+            <w:r>
+              <w:t>Enrolments</w:t>
+            </w:r>
+            <w:r>
+              <w:t xml:space="preserve"> returned</w:t>
+            </w:r>
+          </w:p>
+          <w:p>
+            <w:r>
+              <w:t>403 Forbidden – Not the event organiser; 404 Not found – Event not found.</w:t>
             </w:r>
             <w:bookmarkStart w:id="0" w:name="_GoBack"/>
             <w:bookmarkEnd w:id="0"/>
-            <w:r>
-              <w:t>rolments</w:t>
-            </w:r>
-          </w:p>
-        </w:tc>
-        <w:tc>
-          <w:tcPr>
-            <w:tcW w:w="1503" w:type="dxa"/>
-          </w:tcPr>
-          <w:p>
-            <w:r>
-              <w:t>En</w:t>
-            </w:r>
-          </w:p>
-        </w:tc>
-        <w:tc>
-          <w:tcPr>
-            <w:tcW w:w="1503" w:type="dxa"/>
-          </w:tcPr>
-          <w:p/>
-        </w:tc>
-        <w:tc>
-          <w:tcPr>
-            <w:tcW w:w="1503" w:type="dxa"/>
-          </w:tcPr>
-          <w:p/>
-        </w:tc>
-        <w:tc>
-          <w:tcPr>
-            <w:tcW w:w="1503" w:type="dxa"/>
-          </w:tcPr>
-          <w:p/>
-        </w:tc>
-      </w:tr>
-      <w:tr>
-        <w:tc>
-          <w:tcPr>
-            <w:tcW w:w="1502" w:type="dxa"/>
-          </w:tcPr>
-          <w:p>
-            <w:r>
-              <w:t>GET</w:t>
-            </w:r>
-          </w:p>
-        </w:tc>
-        <w:tc>
-          <w:tcPr>
-            <w:tcW w:w="1502" w:type="dxa"/>
-          </w:tcPr>
-          <w:p>
-            <w:r>
-              <w:t>/</w:t>
-            </w:r>
-            <w:proofErr w:type="spellStart"/>
-            <w:r>
-              <w:t>api</w:t>
-            </w:r>
-            <w:proofErr w:type="spellEnd"/>
-            <w:r>
-              <w:t>/events/{</w:t>
-            </w:r>
-            <w:proofErr w:type="spellStart"/>
-            <w:r>
-              <w:t>eventID</w:t>
-            </w:r>
-            <w:proofErr w:type="spellEnd"/>
-            <w:r>
-              <w:t>}/enrolments</w:t>
-            </w:r>
-          </w:p>
-          <w:p/>
-        </w:tc>
-        <w:tc>
-          <w:tcPr>
-            <w:tcW w:w="1503" w:type="dxa"/>
-          </w:tcPr>
-          <w:p/>
-        </w:tc>
-        <w:tc>
-          <w:tcPr>
-            <w:tcW w:w="1503" w:type="dxa"/>
-          </w:tcPr>
-          <w:p/>
-        </w:tc>
-        <w:tc>
-          <w:tcPr>
-            <w:tcW w:w="1503" w:type="dxa"/>
-          </w:tcPr>
-          <w:p/>
-        </w:tc>
-        <w:tc>
-          <w:tcPr>
-            <w:tcW w:w="1503" w:type="dxa"/>
-          </w:tcPr>
-          <w:p/>
+          </w:p>
         </w:tc>
       </w:tr>
       <w:tr>
